--- a/docs/Technical_Overview.docx
+++ b/docs/Technical_Overview.docx
@@ -1576,12 +1576,12 @@
     </w:p>
     <w:p>
       <w:r>
-        <w:t>H3 ships under the MiniMax H3 Community License Agreement, whose 'Applicable Territory' is worldwide EXCLUDING the European Union, the United Kingdom, the United States and the Republic of Korea. Two consequences are easy to miss. First, the restriction follows the OUTPUT: the licence covers use, reproduction, modification, distribution and display of the models 'or any of their Outputs or results', and a generated video is an Output — so this is not only about the weights. Second, commercial use requires prominently displaying 'MiniMax H3' in the product's user interface, and above $20M annual revenue also requires prior written authorisation from MiniMax.</w:t>
+        <w:t>H3 ships under the MiniMax H3 Community License Agreement, whose 'Applicable Territory' is worldwide EXCLUDING the European Union, the United Kingdom, the United States and the Republic of Korea. Two things are easy to miss. First, the licence text reaches OUTPUTS as well as weights — it covers use, reproduction, modification, distribution and display of the models 'or any of their Outputs or results' (section V.4) — but in their official licence Q&amp;A MiniMax read this narrowly, telling creators in non-excluded territories that globally distributed content needs no further authorisation, which puts the practical restriction on local deployment of the weights. Second, the one binding obligation on shared output is AUP item 12: clearly disclose that the content is AI-generated. MiniMax have stated that embedded 'MiniMax H3' branding is NOT required and that a credit in the title or description is sufficient. Above $20M annual revenue, commercial use does require prior written authorisation from MiniMax.</w:t>
       </w:r>
     </w:p>
     <w:p>
       <w:r>
-        <w:t>Status for this project: authorisation has been applied for. Until it is granted, treat the Video tab as local and personal only — do not redistribute, publish or commercially use its output. Every other tab is unaffected. The tab repeats this notice in-app on every render, and PHASE 5h of the setup runbook puts it in front of the user and asks before downloading the ~63 GB; declining leaves the rest of the studio fully working. If you redistribute Local AI Studio you must pass this notice on — the recipient's obligations depend on where they are, not where you are.</w:t>
+        <w:t>Status for this project: individual authorisation for local deployment has been granted by MiniMax under a separate agreement. It is personal to this project's maintainer and does not transfer to anyone who clones or installs the studio. If you are in an Excluded Territory, apply for your own at https://platform.minimax.io/h3-license — individuals may enter 'Personal/None' for company name. Until you hold your own, treat the Video tab as local and personal only. Every other tab is unaffected. The tab repeats this notice in-app on every render, and PHASE 5h of the setup runbook puts it in front of the user and asks before downloading the ~63 GB; declining leaves the rest of the studio fully working. If you redistribute Local AI Studio you must pass this notice on — the recipient's obligations depend on where they are, not where you are.</w:t>
       </w:r>
     </w:p>
     <w:sectPr>

--- a/docs/Technical_Overview.docx
+++ b/docs/Technical_Overview.docx
@@ -16,7 +16,7 @@
           <w:i/>
           <w:sz w:val="20"/>
         </w:rPr>
-        <w:t>State as of 6 August 2026 · Video (MiniMax H3), Sprite Studio, Composer, Lullaby + Track Splitter, ACE-Step 1.5 music, audiobook naturalness pipeline, ComfyUI git checkout</w:t>
+        <w:t>State as of 30 August 2026 · One job queue for every tab, the Language workspace, Video (MiniMax H3), Sprite Studio, Sound Effects, Image → 3D, Composer, Lullaby + Track Splitter, ACE-Step 1.5 music, audiobook naturalness pipeline, ComfyUI git checkout</w:t>
       </w:r>
     </w:p>
     <w:p>
@@ -29,7 +29,7 @@
     </w:p>
     <w:p>
       <w:r>
-        <w:t>Local AI Studio is a private, zero-API-cost AI workstation: one browser app (http://127.0.0.1:8800) that runs language, image, video, music, speech-to-text, text-to-speech, voice-cloning, story-writing and audiobook models entirely on the local NVIDIA GPU (design target: 16 GB, RTX 4080 SUPER). Nothing leaves the machine; nothing is billed. The backend (server.py) is pure Python stdlib; each capability is a 'worker' process the user explicitly loads and stops.</w:t>
+        <w:t>Local AI Studio is a private, zero-API-cost AI workstation: one browser app (http://127.0.0.1:8800) that runs language, image, video, music, speech-to-text, text-to-speech, voice-cloning, story-writing and audiobook models entirely on the local NVIDIA GPU (design target: 16 GB, RTX 4080 SUPER). Nothing leaves the machine; nothing is billed. The backend (server.py) is pure Python stdlib. Every tab submits its work to one job QUEUE, which loads and frees models on the user's behalf — there are no per-tab Load buttons and nothing has to be loaded before work can be queued.</w:t>
       </w:r>
     </w:p>
     <w:p>
@@ -38,6 +38,11 @@
       </w:pPr>
       <w:r>
         <w:t>2. Architecture at a glance</w:t>
+      </w:r>
+    </w:p>
+    <w:p>
+      <w:r>
+        <w:t>One job queue sits between the UI and every backend. A tab does not call a backend directly: it POSTs /api/queue/add with a job KIND, and a runner per lane (one gpu, one cpu) takes jobs off the list, ensures the right model is resident, runs the job and records how long it took. The whole UI polls one endpoint, /api/queue, which carries every job's progress, the resident model and the pin state in a single response. Section 4 covers what the queue does with them.</w:t>
       </w:r>
     </w:p>
     <w:p>
@@ -53,6 +58,21 @@
     <w:p>
       <w:r>
         <w:t>The Video tab is driven by h3gen.py, a transient subprocess (not a resident worker) that builds the MiniMax H3 graph against ComfyUI's core H3 nodes, follows the run over a stdlib websocket client, and emits '== STAGE' / '== PROGRESS n/m t' markers that server.py's H3Job turns into a measured, self-correcting ETA. H3 emits picture and stereo audio from one sampler pass — two VAEs decode the same latent — so there is no separate audio model and nothing to mux.</w:t>
+      </w:r>
+    </w:p>
+    <w:p>
+      <w:r>
+        <w:t>Three tabs were added in late August, all one-shot ComfyUI jobs rather than resident workers: they load, run and exit, so the Manager evicts whatever is resident and then leaves the slot empty. Sound Effects (sfxgen.py) runs Stable Audio 3.0 Small SFX, a distilled model — 8 steps, cfg 1.0, lcm sampler — so a take renders in about a second; because guidance is off at cfg 1.0 a negative prompt has no effect, and the model expects its duration written into the prompt text as 'Length: N seconds', which sfxgen.py appends. Image → 3D (mesh3d.py) runs Hunyuan3D 2.1 through ImageOnlyCheckpointLoader, which yields model, CLIP vision and VAE from one checkpoint; it removes the reference's background with rembg first, because Hunyuan3D reconstructs whatever surface it is shown and a subject on a plain backdrop otherwise comes back as the backdrop. Its output is previewed in-page by a small hand-written WebGL2 viewer rather than a vendored 3D library — index.html has no external scripts and the meshes are POSITION-only triangles, so a general glTF loader would be a megabyte of code to ignore.</w:t>
+      </w:r>
+    </w:p>
+    <w:p>
+      <w:r>
+        <w:t>Speech enhancement (enhance_audio.py, DeepFilterNet in its own CPU-only conda env) denoises and de-reverbs the reference clip a voice is cloned from. It is the one addition that deliberately does NOT take the Manager lock: it runs on the CPU in a couple of seconds, so a clip can be cleaned while a TTS model stays resident, which is exactly when you want to do it. Its torch is pinned to 2.1.2 because deepfilternet 0.5.6 imports torchaudio.backend.common, removed in newer torchaudio.</w:t>
+      </w:r>
+    </w:p>
+    <w:p>
+      <w:r>
+        <w:t>Also corrected in the same pass: Ollama had been serving every Language-tab request through a 4096-token context window. Its OpenAI-compatible /v1 endpoint will not accept num_ctx per request, so the window can only be set on the server, and left at the default a 32,000-token prompt arrived as 4,096 tokens with the front silently discarded. studioctl.ps1 now starts Ollama with OLLAMA_CONTEXT_LENGTH=32768 plus flash attention and a q8_0 KV cache, the latter two being what make the larger window affordable inside 16 GB.</w:t>
       </w:r>
     </w:p>
     <w:p>
@@ -565,7 +585,232 @@
         <w:pStyle w:val="Heading2"/>
       </w:pPr>
       <w:r>
-        <w:t>3.1 Video, Sprite Studio, Lullaby &amp; Track Splitter — new-feature screenshots</w:t>
+        <w:t>3.1 The queue, and the newest tabs — screenshots</w:t>
+      </w:r>
+    </w:p>
+    <w:p>
+      <w:r>
+        <w:drawing>
+          <wp:inline xmlns:a="http://schemas.openxmlformats.org/drawingml/2006/main" xmlns:pic="http://schemas.openxmlformats.org/drawingml/2006/picture">
+            <wp:extent cx="5486400" cy="3200400"/>
+            <wp:docPr id="1" name="Picture 1"/>
+            <wp:cNvGraphicFramePr>
+              <a:graphicFrameLocks noChangeAspect="1"/>
+            </wp:cNvGraphicFramePr>
+            <a:graphic>
+              <a:graphicData uri="http://schemas.openxmlformats.org/drawingml/2006/picture">
+                <pic:pic>
+                  <pic:nvPicPr>
+                    <pic:cNvPr id="0" name="00_job_queue.png"/>
+                    <pic:cNvPicPr/>
+                  </pic:nvPicPr>
+                  <pic:blipFill>
+                    <a:blip r:embed="rId9"/>
+                    <a:stretch>
+                      <a:fillRect/>
+                    </a:stretch>
+                  </pic:blipFill>
+                  <pic:spPr>
+                    <a:xfrm>
+                      <a:off x="0" y="0"/>
+                      <a:ext cx="5486400" cy="3200400"/>
+                    </a:xfrm>
+                    <a:prstGeom prst="rect"/>
+                  </pic:spPr>
+                </pic:pic>
+              </a:graphicData>
+            </a:graphic>
+          </wp:inline>
+        </w:drawing>
+      </w:r>
+    </w:p>
+    <w:p>
+      <w:r>
+        <w:rPr>
+          <w:i/>
+          <w:sz w:val="18"/>
+        </w:rPr>
+        <w:t>The job queue: seven jobs from four tabs on one card. The running job says what it is doing (loading image:base4b); each pending job states its measured duration and the model it needs; the one that has never run before says so rather than inventing a number. ▲ runs a job sooner, × cancels it. Behind it, the Home tab's model status, pinning and Reclaim RAM.</w:t>
+      </w:r>
+    </w:p>
+    <w:p>
+      <w:r>
+        <w:drawing>
+          <wp:inline xmlns:a="http://schemas.openxmlformats.org/drawingml/2006/main" xmlns:pic="http://schemas.openxmlformats.org/drawingml/2006/picture">
+            <wp:extent cx="5486400" cy="3703320"/>
+            <wp:docPr id="2" name="Picture 2"/>
+            <wp:cNvGraphicFramePr>
+              <a:graphicFrameLocks noChangeAspect="1"/>
+            </wp:cNvGraphicFramePr>
+            <a:graphic>
+              <a:graphicData uri="http://schemas.openxmlformats.org/drawingml/2006/picture">
+                <pic:pic>
+                  <pic:nvPicPr>
+                    <pic:cNvPr id="0" name="01_home.png"/>
+                    <pic:cNvPicPr/>
+                  </pic:nvPicPr>
+                  <pic:blipFill>
+                    <a:blip r:embed="rId10"/>
+                    <a:stretch>
+                      <a:fillRect/>
+                    </a:stretch>
+                  </pic:blipFill>
+                  <pic:spPr>
+                    <a:xfrm>
+                      <a:off x="0" y="0"/>
+                      <a:ext cx="5486400" cy="3703320"/>
+                    </a:xfrm>
+                    <a:prstGeom prst="rect"/>
+                  </pic:spPr>
+                </pic:pic>
+              </a:graphicData>
+            </a:graphic>
+          </wp:inline>
+        </w:drawing>
+      </w:r>
+    </w:p>
+    <w:p>
+      <w:r>
+        <w:rPr>
+          <w:i/>
+          <w:sz w:val="18"/>
+        </w:rPr>
+        <w:t>Home: the resident model, the optional pin, and the topbar Queue pill with a live count and a measured countdown.</w:t>
+      </w:r>
+    </w:p>
+    <w:p>
+      <w:r>
+        <w:drawing>
+          <wp:inline xmlns:a="http://schemas.openxmlformats.org/drawingml/2006/main" xmlns:pic="http://schemas.openxmlformats.org/drawingml/2006/picture">
+            <wp:extent cx="5486400" cy="3703320"/>
+            <wp:docPr id="3" name="Picture 3"/>
+            <wp:cNvGraphicFramePr>
+              <a:graphicFrameLocks noChangeAspect="1"/>
+            </wp:cNvGraphicFramePr>
+            <a:graphic>
+              <a:graphicData uri="http://schemas.openxmlformats.org/drawingml/2006/picture">
+                <pic:pic>
+                  <pic:nvPicPr>
+                    <pic:cNvPr id="0" name="02_language.png"/>
+                    <pic:cNvPicPr/>
+                  </pic:nvPicPr>
+                  <pic:blipFill>
+                    <a:blip r:embed="rId11"/>
+                    <a:stretch>
+                      <a:fillRect/>
+                    </a:stretch>
+                  </pic:blipFill>
+                  <pic:spPr>
+                    <a:xfrm>
+                      <a:off x="0" y="0"/>
+                      <a:ext cx="5486400" cy="3703320"/>
+                    </a:xfrm>
+                    <a:prstGeom prst="rect"/>
+                  </pic:spPr>
+                </pic:pic>
+              </a:graphicData>
+            </a:graphic>
+          </wp:inline>
+        </w:drawing>
+      </w:r>
+    </w:p>
+    <w:p>
+      <w:r>
+        <w:rPr>
+          <w:i/>
+          <w:sz w:val="18"/>
+        </w:rPr>
+        <w:t>Language with the workspace panel: the model was asked for a pomodoro timer, wrote pomodoro.html into workspace\, and the panel previews the real file live. Preview / Code, hand-edit, Save, Save as, Open, rename, delete.</w:t>
+      </w:r>
+    </w:p>
+    <w:p>
+      <w:r>
+        <w:drawing>
+          <wp:inline xmlns:a="http://schemas.openxmlformats.org/drawingml/2006/main" xmlns:pic="http://schemas.openxmlformats.org/drawingml/2006/picture">
+            <wp:extent cx="5486400" cy="3703320"/>
+            <wp:docPr id="4" name="Picture 4"/>
+            <wp:cNvGraphicFramePr>
+              <a:graphicFrameLocks noChangeAspect="1"/>
+            </wp:cNvGraphicFramePr>
+            <a:graphic>
+              <a:graphicData uri="http://schemas.openxmlformats.org/drawingml/2006/picture">
+                <pic:pic>
+                  <pic:nvPicPr>
+                    <pic:cNvPr id="0" name="18_sound_effects.png"/>
+                    <pic:cNvPicPr/>
+                  </pic:nvPicPr>
+                  <pic:blipFill>
+                    <a:blip r:embed="rId12"/>
+                    <a:stretch>
+                      <a:fillRect/>
+                    </a:stretch>
+                  </pic:blipFill>
+                  <pic:spPr>
+                    <a:xfrm>
+                      <a:off x="0" y="0"/>
+                      <a:ext cx="5486400" cy="3703320"/>
+                    </a:xfrm>
+                    <a:prstGeom prst="rect"/>
+                  </pic:spPr>
+                </pic:pic>
+              </a:graphicData>
+            </a:graphic>
+          </wp:inline>
+        </w:drawing>
+      </w:r>
+    </w:p>
+    <w:p>
+      <w:r>
+        <w:rPr>
+          <w:i/>
+          <w:sz w:val="18"/>
+        </w:rPr>
+        <w:t>Sound Effects — four takes of one prompt in a few seconds. Picking between takes is the whole workflow for foley, which is why the tab renders a batch rather than one.</w:t>
+      </w:r>
+    </w:p>
+    <w:p>
+      <w:r>
+        <w:drawing>
+          <wp:inline xmlns:a="http://schemas.openxmlformats.org/drawingml/2006/main" xmlns:pic="http://schemas.openxmlformats.org/drawingml/2006/picture">
+            <wp:extent cx="5486400" cy="3703320"/>
+            <wp:docPr id="5" name="Picture 5"/>
+            <wp:cNvGraphicFramePr>
+              <a:graphicFrameLocks noChangeAspect="1"/>
+            </wp:cNvGraphicFramePr>
+            <a:graphic>
+              <a:graphicData uri="http://schemas.openxmlformats.org/drawingml/2006/picture">
+                <pic:pic>
+                  <pic:nvPicPr>
+                    <pic:cNvPr id="0" name="19_image_to_3d.png"/>
+                    <pic:cNvPicPr/>
+                  </pic:nvPicPr>
+                  <pic:blipFill>
+                    <a:blip r:embed="rId13"/>
+                    <a:stretch>
+                      <a:fillRect/>
+                    </a:stretch>
+                  </pic:blipFill>
+                  <pic:spPr>
+                    <a:xfrm>
+                      <a:off x="0" y="0"/>
+                      <a:ext cx="5486400" cy="3703320"/>
+                    </a:xfrm>
+                    <a:prstGeom prst="rect"/>
+                  </pic:spPr>
+                </pic:pic>
+              </a:graphicData>
+            </a:graphic>
+          </wp:inline>
+        </w:drawing>
+      </w:r>
+    </w:p>
+    <w:p>
+      <w:r>
+        <w:rPr>
+          <w:i/>
+          <w:sz w:val="18"/>
+        </w:rPr>
+        <w:t>Image → 3D — one reference image in, 508,068 triangles out, shown in a WebGL viewer written into index.html rather than a bundled library. Geometry only; the .glb is ready for Blender.</w:t>
       </w:r>
     </w:p>
     <w:p>
@@ -573,7 +818,7 @@
         <w:drawing>
           <wp:inline xmlns:a="http://schemas.openxmlformats.org/drawingml/2006/main" xmlns:pic="http://schemas.openxmlformats.org/drawingml/2006/picture">
             <wp:extent cx="5486400" cy="4800600"/>
-            <wp:docPr id="1" name="Picture 1"/>
+            <wp:docPr id="6" name="Picture 6"/>
             <wp:cNvGraphicFramePr>
               <a:graphicFrameLocks noChangeAspect="1"/>
             </wp:cNvGraphicFramePr>
@@ -585,7 +830,7 @@
                     <pic:cNvPicPr/>
                   </pic:nvPicPr>
                   <pic:blipFill>
-                    <a:blip r:embed="rId9"/>
+                    <a:blip r:embed="rId14"/>
                     <a:stretch>
                       <a:fillRect/>
                     </a:stretch>
@@ -618,7 +863,7 @@
         <w:drawing>
           <wp:inline xmlns:a="http://schemas.openxmlformats.org/drawingml/2006/main" xmlns:pic="http://schemas.openxmlformats.org/drawingml/2006/picture">
             <wp:extent cx="5486400" cy="3429000"/>
-            <wp:docPr id="2" name="Picture 2"/>
+            <wp:docPr id="7" name="Picture 7"/>
             <wp:cNvGraphicFramePr>
               <a:graphicFrameLocks noChangeAspect="1"/>
             </wp:cNvGraphicFramePr>
@@ -630,7 +875,7 @@
                     <pic:cNvPicPr/>
                   </pic:nvPicPr>
                   <pic:blipFill>
-                    <a:blip r:embed="rId10"/>
+                    <a:blip r:embed="rId15"/>
                     <a:stretch>
                       <a:fillRect/>
                     </a:stretch>
@@ -663,7 +908,7 @@
         <w:drawing>
           <wp:inline xmlns:a="http://schemas.openxmlformats.org/drawingml/2006/main" xmlns:pic="http://schemas.openxmlformats.org/drawingml/2006/picture">
             <wp:extent cx="5486400" cy="3429000"/>
-            <wp:docPr id="3" name="Picture 3"/>
+            <wp:docPr id="8" name="Picture 8"/>
             <wp:cNvGraphicFramePr>
               <a:graphicFrameLocks noChangeAspect="1"/>
             </wp:cNvGraphicFramePr>
@@ -675,7 +920,7 @@
                     <pic:cNvPicPr/>
                   </pic:nvPicPr>
                   <pic:blipFill>
-                    <a:blip r:embed="rId11"/>
+                    <a:blip r:embed="rId16"/>
                     <a:stretch>
                       <a:fillRect/>
                     </a:stretch>
@@ -708,7 +953,7 @@
         <w:drawing>
           <wp:inline xmlns:a="http://schemas.openxmlformats.org/drawingml/2006/main" xmlns:pic="http://schemas.openxmlformats.org/drawingml/2006/picture">
             <wp:extent cx="5486400" cy="3429000"/>
-            <wp:docPr id="4" name="Picture 4"/>
+            <wp:docPr id="9" name="Picture 9"/>
             <wp:cNvGraphicFramePr>
               <a:graphicFrameLocks noChangeAspect="1"/>
             </wp:cNvGraphicFramePr>
@@ -720,7 +965,7 @@
                     <pic:cNvPicPr/>
                   </pic:nvPicPr>
                   <pic:blipFill>
-                    <a:blip r:embed="rId12"/>
+                    <a:blip r:embed="rId17"/>
                     <a:stretch>
                       <a:fillRect/>
                     </a:stretch>
@@ -753,7 +998,7 @@
         <w:drawing>
           <wp:inline xmlns:a="http://schemas.openxmlformats.org/drawingml/2006/main" xmlns:pic="http://schemas.openxmlformats.org/drawingml/2006/picture">
             <wp:extent cx="5486400" cy="3429000"/>
-            <wp:docPr id="5" name="Picture 5"/>
+            <wp:docPr id="10" name="Picture 10"/>
             <wp:cNvGraphicFramePr>
               <a:graphicFrameLocks noChangeAspect="1"/>
             </wp:cNvGraphicFramePr>
@@ -765,7 +1010,7 @@
                     <pic:cNvPicPr/>
                   </pic:nvPicPr>
                   <pic:blipFill>
-                    <a:blip r:embed="rId13"/>
+                    <a:blip r:embed="rId18"/>
                     <a:stretch>
                       <a:fillRect/>
                     </a:stretch>
@@ -798,7 +1043,7 @@
         <w:drawing>
           <wp:inline xmlns:a="http://schemas.openxmlformats.org/drawingml/2006/main" xmlns:pic="http://schemas.openxmlformats.org/drawingml/2006/picture">
             <wp:extent cx="5486400" cy="3429000"/>
-            <wp:docPr id="6" name="Picture 6"/>
+            <wp:docPr id="11" name="Picture 11"/>
             <wp:cNvGraphicFramePr>
               <a:graphicFrameLocks noChangeAspect="1"/>
             </wp:cNvGraphicFramePr>
@@ -810,7 +1055,7 @@
                     <pic:cNvPicPr/>
                   </pic:nvPicPr>
                   <pic:blipFill>
-                    <a:blip r:embed="rId14"/>
+                    <a:blip r:embed="rId19"/>
                     <a:stretch>
                       <a:fillRect/>
                     </a:stretch>
@@ -843,7 +1088,7 @@
         <w:drawing>
           <wp:inline xmlns:a="http://schemas.openxmlformats.org/drawingml/2006/main" xmlns:pic="http://schemas.openxmlformats.org/drawingml/2006/picture">
             <wp:extent cx="5486400" cy="6515100"/>
-            <wp:docPr id="7" name="Picture 7"/>
+            <wp:docPr id="12" name="Picture 12"/>
             <wp:cNvGraphicFramePr>
               <a:graphicFrameLocks noChangeAspect="1"/>
             </wp:cNvGraphicFramePr>
@@ -855,7 +1100,7 @@
                     <pic:cNvPicPr/>
                   </pic:nvPicPr>
                   <pic:blipFill>
-                    <a:blip r:embed="rId15"/>
+                    <a:blip r:embed="rId20"/>
                     <a:stretch>
                       <a:fillRect/>
                     </a:stretch>
@@ -888,7 +1133,7 @@
         <w:drawing>
           <wp:inline xmlns:a="http://schemas.openxmlformats.org/drawingml/2006/main" xmlns:pic="http://schemas.openxmlformats.org/drawingml/2006/picture">
             <wp:extent cx="5486400" cy="3429000"/>
-            <wp:docPr id="8" name="Picture 8"/>
+            <wp:docPr id="13" name="Picture 13"/>
             <wp:cNvGraphicFramePr>
               <a:graphicFrameLocks noChangeAspect="1"/>
             </wp:cNvGraphicFramePr>
@@ -900,7 +1145,7 @@
                     <pic:cNvPicPr/>
                   </pic:nvPicPr>
                   <pic:blipFill>
-                    <a:blip r:embed="rId16"/>
+                    <a:blip r:embed="rId21"/>
                     <a:stretch>
                       <a:fillRect/>
                     </a:stretch>
@@ -933,7 +1178,7 @@
         <w:drawing>
           <wp:inline xmlns:a="http://schemas.openxmlformats.org/drawingml/2006/main" xmlns:pic="http://schemas.openxmlformats.org/drawingml/2006/picture">
             <wp:extent cx="5486400" cy="3429000"/>
-            <wp:docPr id="9" name="Picture 9"/>
+            <wp:docPr id="14" name="Picture 14"/>
             <wp:cNvGraphicFramePr>
               <a:graphicFrameLocks noChangeAspect="1"/>
             </wp:cNvGraphicFramePr>
@@ -945,7 +1190,7 @@
                     <pic:cNvPicPr/>
                   </pic:nvPicPr>
                   <pic:blipFill>
-                    <a:blip r:embed="rId17"/>
+                    <a:blip r:embed="rId22"/>
                     <a:stretch>
                       <a:fillRect/>
                     </a:stretch>
@@ -978,7 +1223,7 @@
         <w:drawing>
           <wp:inline xmlns:a="http://schemas.openxmlformats.org/drawingml/2006/main" xmlns:pic="http://schemas.openxmlformats.org/drawingml/2006/picture">
             <wp:extent cx="5486400" cy="4800600"/>
-            <wp:docPr id="10" name="Picture 10"/>
+            <wp:docPr id="15" name="Picture 15"/>
             <wp:cNvGraphicFramePr>
               <a:graphicFrameLocks noChangeAspect="1"/>
             </wp:cNvGraphicFramePr>
@@ -990,7 +1235,7 @@
                     <pic:cNvPicPr/>
                   </pic:nvPicPr>
                   <pic:blipFill>
-                    <a:blip r:embed="rId18"/>
+                    <a:blip r:embed="rId23"/>
                     <a:stretch>
                       <a:fillRect/>
                     </a:stretch>
@@ -1023,7 +1268,7 @@
         <w:drawing>
           <wp:inline xmlns:a="http://schemas.openxmlformats.org/drawingml/2006/main" xmlns:pic="http://schemas.openxmlformats.org/drawingml/2006/picture">
             <wp:extent cx="5486400" cy="4800600"/>
-            <wp:docPr id="11" name="Picture 11"/>
+            <wp:docPr id="16" name="Picture 16"/>
             <wp:cNvGraphicFramePr>
               <a:graphicFrameLocks noChangeAspect="1"/>
             </wp:cNvGraphicFramePr>
@@ -1035,7 +1280,7 @@
                     <pic:cNvPicPr/>
                   </pic:nvPicPr>
                   <pic:blipFill>
-                    <a:blip r:embed="rId19"/>
+                    <a:blip r:embed="rId24"/>
                     <a:stretch>
                       <a:fillRect/>
                     </a:stretch>
@@ -1068,7 +1313,7 @@
         <w:drawing>
           <wp:inline xmlns:a="http://schemas.openxmlformats.org/drawingml/2006/main" xmlns:pic="http://schemas.openxmlformats.org/drawingml/2006/picture">
             <wp:extent cx="5486400" cy="4800600"/>
-            <wp:docPr id="12" name="Picture 12"/>
+            <wp:docPr id="17" name="Picture 17"/>
             <wp:cNvGraphicFramePr>
               <a:graphicFrameLocks noChangeAspect="1"/>
             </wp:cNvGraphicFramePr>
@@ -1080,7 +1325,7 @@
                     <pic:cNvPicPr/>
                   </pic:nvPicPr>
                   <pic:blipFill>
-                    <a:blip r:embed="rId20"/>
+                    <a:blip r:embed="rId25"/>
                     <a:stretch>
                       <a:fillRect/>
                     </a:stretch>
@@ -1113,7 +1358,7 @@
         <w:drawing>
           <wp:inline xmlns:a="http://schemas.openxmlformats.org/drawingml/2006/main" xmlns:pic="http://schemas.openxmlformats.org/drawingml/2006/picture">
             <wp:extent cx="5486400" cy="4800600"/>
-            <wp:docPr id="13" name="Picture 13"/>
+            <wp:docPr id="18" name="Picture 18"/>
             <wp:cNvGraphicFramePr>
               <a:graphicFrameLocks noChangeAspect="1"/>
             </wp:cNvGraphicFramePr>
@@ -1125,7 +1370,7 @@
                     <pic:cNvPicPr/>
                   </pic:nvPicPr>
                   <pic:blipFill>
-                    <a:blip r:embed="rId21"/>
+                    <a:blip r:embed="rId26"/>
                     <a:stretch>
                       <a:fillRect/>
                     </a:stretch>
@@ -1158,17 +1403,253 @@
         <w:pStyle w:val="Heading1"/>
       </w:pPr>
       <w:r>
-        <w:t>4. The one-model-at-a-time rule</w:t>
+        <w:t>4. One model at a time, and the queue that manages it</w:t>
       </w:r>
     </w:p>
     <w:p>
       <w:r>
-        <w:t>16 GB fits one heavy model. The Manager enforces it: loading any worker first unloads all others (including stopping Ollama residency and freeing ComfyUI VRAM). Violations fail silently — e.g. GPU STT returns an EMPTY transcript with no error if a big model is still resident. Every tab has explicit Load / Stop buttons; controls stay disabled until its model is loaded.</w:t>
+        <w:t>16 GB fits one heavy model. That constraint has not changed; what changed is who deals with it. The Manager (MGR) still enforces residency — loading any worker unloads all others, including stopping Ollama residency and freeing ComfyUI VRAM — but the JOB QUEUE is what calls it now. The user queues work from any tab, in any order, with nothing loaded, and the queue swaps models between jobs. Violations of the rule used to fail silently (GPU STT returns an EMPTY transcript, no error, if a big model is still resident); the queue is the fix, because no two heavy jobs can be in flight at once on the gpu lane.</w:t>
+      </w:r>
+    </w:p>
+    <w:tbl>
+      <w:tblPr>
+        <w:tblStyle w:val="LightGrid-Accent1"/>
+        <w:tblW w:type="auto" w:w="0"/>
+        <w:tblLook w:firstColumn="1" w:firstRow="1" w:lastColumn="0" w:lastRow="0" w:noHBand="0" w:noVBand="1" w:val="04A0"/>
+      </w:tblPr>
+      <w:tblGrid>
+        <w:gridCol w:w="4320"/>
+        <w:gridCol w:w="4320"/>
+      </w:tblGrid>
+      <w:tr>
+        <w:tc>
+          <w:tcPr>
+            <w:tcW w:type="dxa" w:w="4320"/>
+          </w:tcPr>
+          <w:p>
+            <w:r>
+              <w:t>Behaviour</w:t>
+            </w:r>
+          </w:p>
+        </w:tc>
+        <w:tc>
+          <w:tcPr>
+            <w:tcW w:type="dxa" w:w="4320"/>
+          </w:tcPr>
+          <w:p>
+            <w:r>
+              <w:t>Why it works that way</w:t>
+            </w:r>
+          </w:p>
+        </w:tc>
+      </w:tr>
+      <w:tr>
+        <w:tc>
+          <w:tcPr>
+            <w:tcW w:type="dxa" w:w="4320"/>
+          </w:tcPr>
+          <w:p>
+            <w:r>
+              <w:t>One runner per lane (gpu, cpu)</w:t>
+            </w:r>
+          </w:p>
+        </w:tc>
+        <w:tc>
+          <w:tcPr>
+            <w:tcW w:type="dxa" w:w="4320"/>
+          </w:tcPr>
+          <w:p>
+            <w:r>
+              <w:t>A single-threaded runner is what makes the eight existing one-at-a-time job classes safe to line up — each still rejects a second concurrent start, and that rejection is now unreachable. The cpu lane exists so CPU-only work (DeepFilterNet enhance, Composer's FluidSynth re-render) keeps running alongside GPU jobs instead of queueing behind them</w:t>
+            </w:r>
+          </w:p>
+        </w:tc>
+      </w:tr>
+      <w:tr>
+        <w:tc>
+          <w:tcPr>
+            <w:tcW w:type="dxa" w:w="4320"/>
+          </w:tcPr>
+          <w:p>
+            <w:r>
+              <w:t>Measured ETAs, never a percentage</w:t>
+            </w:r>
+          </w:p>
+        </w:tc>
+        <w:tc>
+          <w:tcPr>
+            <w:tcW w:type="dxa" w:w="4320"/>
+          </w:tcPr>
+          <w:p>
+            <w:r>
+              <w:t>Every completed job writes its duration to _tmp\job_timings.json under a cost key (kind plus the params that actually change the time); every model load is timed under its model key. A queue total is the running job's remainder, plus each pending job's measured estimate, plus a load wherever the model key changes. If any leg has never been measured the total is null and the UI says 'measuring…' — a partial sum presented as a total is a lie, and a job that has never run says so</w:t>
+            </w:r>
+          </w:p>
+        </w:tc>
+      </w:tr>
+      <w:tr>
+        <w:tc>
+          <w:tcPr>
+            <w:tcW w:type="dxa" w:w="4320"/>
+          </w:tcPr>
+          <w:p>
+            <w:r>
+              <w:t>Same-model coalescing, bounded</w:t>
+            </w:r>
+          </w:p>
+        </w:tc>
+        <w:tc>
+          <w:tcPr>
+            <w:tcW w:type="dxa" w:w="4320"/>
+          </w:tcPr>
+          <w:p>
+            <w:r>
+              <w:t>A load costs 20 s–3 min, so when the head of the queue wants a different model than the one resident, a later job that wants the resident one is pulled forward and tagged 'moved up — same model'. QUEUE_MAX_SKIP = 6 caps it, so a continuously-fed image queue cannot strand one video job forever; a hand reorder is given the cap immediately, so an explicit instruction is never second-guessed</w:t>
+            </w:r>
+          </w:p>
+        </w:tc>
+      </w:tr>
+      <w:tr>
+        <w:tc>
+          <w:tcPr>
+            <w:tcW w:type="dxa" w:w="4320"/>
+          </w:tcPr>
+          <w:p>
+            <w:r>
+              <w:t>Survives a restart</w:t>
+            </w:r>
+          </w:p>
+        </w:tc>
+        <w:tc>
+          <w:tcPr>
+            <w:tcW w:type="dxa" w:w="4320"/>
+          </w:tcPr>
+          <w:p>
+            <w:r>
+              <w:t>_tmp\queue.json is rewritten on every change. Work that was running comes back as pending, marked 'interrupted by a restart — re-queued', because its output is at best half written. Priority work is dropped: the browser call waiting on it is long gone. Results are never persisted — an image result is a multi-MB data URL and stays in RAM</w:t>
+            </w:r>
+          </w:p>
+        </w:tc>
+      </w:tr>
+      <w:tr>
+        <w:tc>
+          <w:tcPr>
+            <w:tcW w:type="dxa" w:w="4320"/>
+          </w:tcPr>
+          <w:p>
+            <w:r>
+              <w:t>Uploads staged at submit time</w:t>
+            </w:r>
+          </w:p>
+        </w:tc>
+        <w:tc>
+          <w:tcPr>
+            <w:tcW w:type="dxa" w:w="4320"/>
+          </w:tcPr>
+          <w:p>
+            <w:r>
+              <w:t>Stager writes them under _tmp\queue\&lt;id&gt;\ so the queue file holds paths, not megabytes of base64; the folder dies with the job</w:t>
+            </w:r>
+          </w:p>
+        </w:tc>
+      </w:tr>
+      <w:tr>
+        <w:tc>
+          <w:tcPr>
+            <w:tcW w:type="dxa" w:w="4320"/>
+          </w:tcPr>
+          <w:p>
+            <w:r>
+              <w:t>Validation runs in the HTTP request</w:t>
+            </w:r>
+          </w:p>
+        </w:tc>
+        <w:tc>
+          <w:tcPr>
+            <w:tcW w:type="dxa" w:w="4320"/>
+          </w:tcPr>
+          <w:p>
+            <w:r>
+              <w:t>A bad prompt or a missing file fails at submit, not forty minutes later when the job finally reaches the front</w:t>
+            </w:r>
+          </w:p>
+        </w:tc>
+      </w:tr>
+      <w:tr>
+        <w:tc>
+          <w:tcPr>
+            <w:tcW w:type="dxa" w:w="4320"/>
+          </w:tcPr>
+          <w:p>
+            <w:r>
+              <w:t>Priority for interactive work</w:t>
+            </w:r>
+          </w:p>
+        </w:tc>
+        <w:tc>
+          <w:tcPr>
+            <w:tcW w:type="dxa" w:w="4320"/>
+          </w:tcPr>
+          <w:p>
+            <w:r>
+              <w:t>chat, stt, tts, voice and enhance are submitted with priority + wait:true — the POST blocks until the job runs, but it runs next, so the studio still answers immediately with a long render queued behind it</w:t>
+            </w:r>
+          </w:p>
+        </w:tc>
+      </w:tr>
+      <w:tr>
+        <w:tc>
+          <w:tcPr>
+            <w:tcW w:type="dxa" w:w="4320"/>
+          </w:tcPr>
+          <w:p>
+            <w:r>
+              <w:t>Exclusive jobs claim the whole card</w:t>
+            </w:r>
+          </w:p>
+        </w:tc>
+        <w:tc>
+          <w:tcPr>
+            <w:tcW w:type="dxa" w:w="4320"/>
+          </w:tcPr>
+          <w:p>
+            <w:r>
+              <w:t>sfx, mesh3d, split, lullaby* and voice_train call claim_gpu() themselves: the queue frees the GPU for them and leaves the slot empty afterwards. This is what replaced the old 'stop the loaded model first' error</w:t>
+            </w:r>
+          </w:p>
+        </w:tc>
+      </w:tr>
+      <w:tr>
+        <w:tc>
+          <w:tcPr>
+            <w:tcW w:type="dxa" w:w="4320"/>
+          </w:tcPr>
+          <w:p>
+            <w:r>
+              <w:t>Pinning is the opt-out</w:t>
+            </w:r>
+          </w:p>
+        </w:tc>
+        <w:tc>
+          <w:tcPr>
+            <w:tcW w:type="dxa" w:w="4320"/>
+          </w:tcPr>
+          <w:p>
+            <w:r>
+              <w:t>/api/pin holds one model resident for rapid iteration on a single tab. Anything queued that would evict it waits with blocked='pin' and says 'waiting — a model is pinned' in the drawer, rather than looking stuck</w:t>
+            </w:r>
+          </w:p>
+        </w:tc>
+      </w:tr>
+    </w:tbl>
+    <w:p>
+      <w:r>
+        <w:t>Video is the extreme case. Its job runs NO warmup pass, because H3's unet is ~21 GB and its text encoder ~15.7 GB — a throwaway 1-step generation would cost minutes and buy nothing. Claiming the slot IS the point: it evicts Ollama, ComfyUI and koboldcpp, which frees the VRAM and, just as importantly, the system RAM that ComfyUI's per-module offload streams the unet from. The queue does that eviction itself now, so there is nothing to press first. This is also why 32 GB of system RAM is a requirement rather than a suggestion for that tab.</w:t>
       </w:r>
     </w:p>
     <w:p>
       <w:r>
-        <w:t>Video is the extreme case and is handled slightly differently: 'load' claims the slot but runs NO warmup pass, because H3's unet is ~21 GB and its text encoder ~15.7 GB — a throwaway 1-step generation would cost minutes and buy nothing. Claiming the slot IS the point: it evicts Ollama, ComfyUI and koboldcpp, which frees the VRAM and, just as importantly, the system RAM that ComfyUI's per-module offload streams the unet from. /api/h3_start refuses outright unless the video slot is held. This is also why 32 GB of system RAM is a requirement rather than a suggestion for that tab.</w:t>
+        <w:t>One thing the queue cannot fix: ComfyUI keeps a CPU-side copy of every model it loads and does not give it back on unload, so after image or video work a 20B language model can fail to load with a bare HTTP 500. The load error is rewritten to say so and to name the fix — Reclaim RAM on the Home tab, which restarts ComfyUI (~20 s). The queue also does it on its own before loading a RAM-hungry non-ComfyUI worker when free RAM is below the guard, and says 'reclaiming RAM from ComfyUI, then loading …' rather than appearing to stall on 'loading'.</w:t>
       </w:r>
     </w:p>
     <w:p>
